--- a/架构设计文档.docx
+++ b/架构设计文档.docx
@@ -21024,9 +21024,7 @@
     <w:pPr>
       <w:spacing w:after="120" w:line="360" w:lineRule="auto"/>
     </w:pPr>
-    <w:rPr>
-      <w:rFonts w:ascii="微软雅黑" w:eastAsia="微软雅黑" w:hAnsi="微软雅黑"/>
-    </w:rPr>
+    <w:rPr/>
   </w:style>
   <w:style w:type="paragraph" w:styleId="1">
     <w:name w:val="heading 1"/>
@@ -21043,7 +21041,6 @@
       <w:outlineLvl w:val="0"/>
     </w:pPr>
     <w:rPr>
-      <w:rFonts w:asciiTheme="majorHAnsi" w:eastAsiaTheme="majorEastAsia" w:hAnsiTheme="majorHAnsi" w:cstheme="majorBidi"/>
       <w:b/>
       <w:bCs/>
       <w:color w:val="1A1A2E"/>
@@ -21067,7 +21064,6 @@
       <w:outlineLvl w:val="1"/>
     </w:pPr>
     <w:rPr>
-      <w:rFonts w:asciiTheme="majorHAnsi" w:eastAsiaTheme="majorEastAsia" w:hAnsiTheme="majorHAnsi" w:cstheme="majorBidi"/>
       <w:b/>
       <w:bCs/>
       <w:color w:val="2D3436"/>
@@ -21091,7 +21087,6 @@
       <w:outlineLvl w:val="2"/>
     </w:pPr>
     <w:rPr>
-      <w:rFonts w:asciiTheme="majorHAnsi" w:eastAsiaTheme="majorEastAsia" w:hAnsiTheme="majorHAnsi" w:cstheme="majorBidi"/>
       <w:b/>
       <w:bCs/>
       <w:color w:val="636E72"/>
@@ -21115,7 +21110,6 @@
       <w:outlineLvl w:val="3"/>
     </w:pPr>
     <w:rPr>
-      <w:rFonts w:asciiTheme="majorHAnsi" w:eastAsiaTheme="majorEastAsia" w:hAnsiTheme="majorHAnsi" w:cstheme="majorBidi"/>
       <w:b/>
       <w:bCs/>
       <w:i/>
@@ -21140,7 +21134,6 @@
       <w:outlineLvl w:val="4"/>
     </w:pPr>
     <w:rPr>
-      <w:rFonts w:asciiTheme="majorHAnsi" w:eastAsiaTheme="majorEastAsia" w:hAnsiTheme="majorHAnsi" w:cstheme="majorBidi"/>
       <w:color w:val="243F60" w:themeColor="accent1" w:themeShade="7F"/>
     </w:rPr>
   </w:style>
@@ -21161,7 +21154,6 @@
       <w:outlineLvl w:val="5"/>
     </w:pPr>
     <w:rPr>
-      <w:rFonts w:asciiTheme="majorHAnsi" w:eastAsiaTheme="majorEastAsia" w:hAnsiTheme="majorHAnsi" w:cstheme="majorBidi"/>
       <w:i/>
       <w:iCs/>
       <w:color w:val="243F60" w:themeColor="accent1" w:themeShade="7F"/>
@@ -21184,7 +21176,6 @@
       <w:outlineLvl w:val="6"/>
     </w:pPr>
     <w:rPr>
-      <w:rFonts w:asciiTheme="majorHAnsi" w:eastAsiaTheme="majorEastAsia" w:hAnsiTheme="majorHAnsi" w:cstheme="majorBidi"/>
       <w:i/>
       <w:iCs/>
       <w:color w:val="404040" w:themeColor="text1" w:themeTint="BF"/>
@@ -21207,7 +21198,6 @@
       <w:outlineLvl w:val="7"/>
     </w:pPr>
     <w:rPr>
-      <w:rFonts w:asciiTheme="majorHAnsi" w:eastAsiaTheme="majorEastAsia" w:hAnsiTheme="majorHAnsi" w:cstheme="majorBidi"/>
       <w:color w:val="4F81BD" w:themeColor="accent1"/>
       <w:sz w:val="20"/>
       <w:szCs w:val="20"/>
@@ -21230,7 +21220,6 @@
       <w:outlineLvl w:val="8"/>
     </w:pPr>
     <w:rPr>
-      <w:rFonts w:asciiTheme="majorHAnsi" w:eastAsiaTheme="majorEastAsia" w:hAnsiTheme="majorHAnsi" w:cstheme="majorBidi"/>
       <w:i/>
       <w:iCs/>
       <w:color w:val="404040" w:themeColor="text1" w:themeTint="BF"/>
